--- a/CS SEMINAR/CS SEMINAR/INTERNET OF THINGS SMART CAMPUS.docx
+++ b/CS SEMINAR/CS SEMINAR/INTERNET OF THINGS SMART CAMPUS.docx
@@ -1,6 +1,6 @@
 
 <file path=word/document.xml><?xml version="1.0" encoding="utf-8"?>
-<w:document xmlns:wpc="http://schemas.microsoft.com/office/word/2010/wordprocessingCanvas" xmlns:cx="http://schemas.microsoft.com/office/drawing/2014/chartex" xmlns:cx1="http://schemas.microsoft.com/office/drawing/2015/9/8/chartex" xmlns:cx2="http://schemas.microsoft.com/office/drawing/2015/10/21/chartex" xmlns:cx3="http://schemas.microsoft.com/office/drawing/2016/5/9/chartex" xmlns:cx4="http://schemas.microsoft.com/office/drawing/2016/5/10/chartex" xmlns:cx5="http://schemas.microsoft.com/office/drawing/2016/5/11/chartex" xmlns:cx6="http://schemas.microsoft.com/office/drawing/2016/5/12/chartex" xmlns:cx7="http://schemas.microsoft.com/office/drawing/2016/5/13/chartex" xmlns:cx8="http://schemas.microsoft.com/office/drawing/2016/5/14/chartex" xmlns:mc="http://schemas.openxmlformats.org/markup-compatibility/2006" xmlns:aink="http://schemas.microsoft.com/office/drawing/2016/ink" xmlns:am3d="http://schemas.microsoft.com/office/drawing/2017/model3d" xmlns:o="urn:schemas-microsoft-com:office:office" xmlns:oel="http://schemas.microsoft.com/office/2019/extlst" xmlns:r="http://schemas.openxmlformats.org/officeDocument/2006/relationships" xmlns:m="http://schemas.openxmlformats.org/officeDocument/2006/math" xmlns:v="urn:schemas-microsoft-com:vml" xmlns:wp14="http://schemas.microsoft.com/office/word/2010/wordprocessingDrawing" xmlns:wp="http://schemas.openxmlformats.org/drawingml/2006/wordprocessingDrawing" xmlns:w10="urn:schemas-microsoft-com:office:word" xmlns:w="http://schemas.openxmlformats.org/wordprocessingml/2006/main" xmlns:w14="http://schemas.microsoft.com/office/word/2010/wordml" xmlns:w15="http://schemas.microsoft.com/office/word/2012/wordml" xmlns:w16cex="http://schemas.microsoft.com/office/word/2018/wordml/cex" xmlns:w16cid="http://schemas.microsoft.com/office/word/2016/wordml/cid" xmlns:w16="http://schemas.microsoft.com/office/word/2018/wordml" xmlns:w16du="http://schemas.microsoft.com/office/word/2023/wordml/word16du" xmlns:w16sdtdh="http://schemas.microsoft.com/office/word/2020/wordml/sdtdatahash" xmlns:w16sdtfl="http://schemas.microsoft.com/office/word/2024/wordml/sdtformatlock" xmlns:w16se="http://schemas.microsoft.com/office/word/2015/wordml/symex" xmlns:wpg="http://schemas.microsoft.com/office/word/2010/wordprocessingGroup" xmlns:wpi="http://schemas.microsoft.com/office/word/2010/wordprocessingInk" xmlns:wne="http://schemas.microsoft.com/office/word/2006/wordml" xmlns:wps="http://schemas.microsoft.com/office/word/2010/wordprocessingShape" mc:Ignorable="w14 w15 w16se w16cid w16 w16cex w16sdtdh w16sdtfl w16du wp14">
+<w:document xmlns:wpc="http://schemas.microsoft.com/office/word/2010/wordprocessingCanvas" xmlns:cx="http://schemas.microsoft.com/office/drawing/2014/chartex" xmlns:cx1="http://schemas.microsoft.com/office/drawing/2015/9/8/chartex" xmlns:cx2="http://schemas.microsoft.com/office/drawing/2015/10/21/chartex" xmlns:cx3="http://schemas.microsoft.com/office/drawing/2016/5/9/chartex" xmlns:cx4="http://schemas.microsoft.com/office/drawing/2016/5/10/chartex" xmlns:cx5="http://schemas.microsoft.com/office/drawing/2016/5/11/chartex" xmlns:cx6="http://schemas.microsoft.com/office/drawing/2016/5/12/chartex" xmlns:cx7="http://schemas.microsoft.com/office/drawing/2016/5/13/chartex" xmlns:cx8="http://schemas.microsoft.com/office/drawing/2016/5/14/chartex" xmlns:mc="http://schemas.openxmlformats.org/markup-compatibility/2006" xmlns:aink="http://schemas.microsoft.com/office/drawing/2016/ink" xmlns:am3d="http://schemas.microsoft.com/office/drawing/2017/model3d" xmlns:o="urn:schemas-microsoft-com:office:office" xmlns:oel="http://schemas.microsoft.com/office/2019/extlst" xmlns:r="http://schemas.openxmlformats.org/officeDocument/2006/relationships" xmlns:m="http://schemas.openxmlformats.org/officeDocument/2006/math" xmlns:v="urn:schemas-microsoft-com:vml" xmlns:wp14="http://schemas.microsoft.com/office/word/2010/wordprocessingDrawing" xmlns:wp="http://schemas.openxmlformats.org/drawingml/2006/wordprocessingDrawing" xmlns:w10="urn:schemas-microsoft-com:office:word" xmlns:w="http://schemas.openxmlformats.org/wordprocessingml/2006/main" xmlns:w14="http://schemas.microsoft.com/office/word/2010/wordml" xmlns:w15="http://schemas.microsoft.com/office/word/2012/wordml" xmlns:w16cei="http://schemas.microsoft.com/office/word/2026/wordml/cei" xmlns:w16cex="http://schemas.microsoft.com/office/word/2018/wordml/cex" xmlns:w16cid="http://schemas.microsoft.com/office/word/2016/wordml/cid" xmlns:w16="http://schemas.microsoft.com/office/word/2018/wordml" xmlns:w16du="http://schemas.microsoft.com/office/word/2023/wordml/word16du" xmlns:w16sdtdh="http://schemas.microsoft.com/office/word/2020/wordml/sdtdatahash" xmlns:w16sdtfl="http://schemas.microsoft.com/office/word/2024/wordml/sdtformatlock" xmlns:w16se="http://schemas.microsoft.com/office/word/2015/wordml/symex" xmlns:wpg="http://schemas.microsoft.com/office/word/2010/wordprocessingGroup" xmlns:wpi="http://schemas.microsoft.com/office/word/2010/wordprocessingInk" xmlns:wne="http://schemas.microsoft.com/office/word/2006/wordml" xmlns:wps="http://schemas.microsoft.com/office/word/2010/wordprocessingShape" mc:Ignorable="w14 w15 w16se w16cid w16 w16cex w16sdtdh w16sdtfl w16du wp14">
   <w:body>
     <w:p>
       <w:pPr>
@@ -248,16 +248,7 @@
           <w:sz w:val="24"/>
           <w:szCs w:val="24"/>
         </w:rPr>
-        <w:t xml:space="preserve">YOHANNA </w:t>
-      </w:r>
-      <w:r>
-        <w:rPr>
-          <w:rFonts w:ascii="Times New Roman" w:hAnsi="Times New Roman" w:cs="Times New Roman"/>
-          <w:b/>
-          <w:sz w:val="24"/>
-          <w:szCs w:val="24"/>
-        </w:rPr>
-        <w:t>LABAN</w:t>
+        <w:t>YOHANNA LABAN</w:t>
       </w:r>
     </w:p>
     <w:p>
@@ -1767,7 +1758,7 @@
           <w:szCs w:val="24"/>
           <w:lang w:val="en-GB"/>
         </w:rPr>
-        <w:t xml:space="preserve"> Internet of Things, Smart Campus, Smart Education, Artificial Intelligence, Cloud Computing, Sustainability.</w:t>
+        <w:t xml:space="preserve"> Internet of Things, Smart Campus, Artificial Intelligence, Cloud Computing.</w:t>
       </w:r>
     </w:p>
     <w:p>
@@ -2308,25 +2299,7 @@
           <w:szCs w:val="24"/>
           <w:lang w:val="en-GB"/>
         </w:rPr>
-        <w:t xml:space="preserve"> through interconnected digital platforms. These technologies provide timely feedback that enhances students' academic achievement and supports data-driven instructional strategies.</w:t>
-      </w:r>
-      <w:r>
-        <w:rPr>
-          <w:rFonts w:ascii="Times New Roman" w:hAnsi="Times New Roman" w:cs="Times New Roman"/>
-          <w:sz w:val="24"/>
-          <w:szCs w:val="24"/>
-          <w:lang w:val="en-GB"/>
-        </w:rPr>
-        <w:t xml:space="preserve"> </w:t>
-      </w:r>
-      <w:r>
-        <w:rPr>
-          <w:rFonts w:ascii="Times New Roman" w:hAnsi="Times New Roman" w:cs="Times New Roman"/>
-          <w:sz w:val="24"/>
-          <w:szCs w:val="24"/>
-          <w:lang w:val="en-GB"/>
-        </w:rPr>
-        <w:t>The application of IoT within higher education has gained considerable attention over the past decade due to its ability to improve teaching effectiveness, institutional management, and students' learning experiences. Universities and polytechnics are increasingly integrating IoT technologies into their educational environments to support intelligent classrooms, digital libraries, automated attendance systems, smart laboratories, and campus-wide security infrastructures.</w:t>
+        <w:t xml:space="preserve"> through interconnected digital platforms. These technologies provide timely feedback that enhances students' academic achievement and supports data-driven instructional strategies. The application of IoT within higher education has gained considerable attention over the past decade due to its ability to improve teaching effectiveness, institutional management, and students' learning experiences. Universities and polytechnics are increasingly integrating IoT technologies into their educational environments to support intelligent classrooms, digital libraries, automated attendance systems, smart laboratories, and campus-wide security infrastructures.</w:t>
       </w:r>
     </w:p>
     <w:p>
@@ -2886,18 +2859,7 @@
           <w:szCs w:val="24"/>
           <w:lang w:val="en-GB"/>
         </w:rPr>
-        <w:t xml:space="preserve">IoT </w:t>
-      </w:r>
-      <w:r>
-        <w:rPr>
-          <w:rFonts w:ascii="Times New Roman" w:hAnsi="Times New Roman" w:cs="Times New Roman"/>
-          <w:b/>
-          <w:bCs/>
-          <w:sz w:val="24"/>
-          <w:szCs w:val="24"/>
-          <w:lang w:val="en-GB"/>
-        </w:rPr>
-        <w:t>Architecture for Smart Campus</w:t>
+        <w:t>IoT Architecture for Smart Campus</w:t>
       </w:r>
     </w:p>
     <w:p>
@@ -3348,18 +3310,7 @@
           <w:szCs w:val="24"/>
           <w:lang w:val="en-GB"/>
         </w:rPr>
-        <w:t>Smart Learning Environment</w:t>
-      </w:r>
-      <w:r>
-        <w:rPr>
-          <w:rFonts w:ascii="Times New Roman" w:hAnsi="Times New Roman" w:cs="Times New Roman"/>
-          <w:b/>
-          <w:bCs/>
-          <w:sz w:val="24"/>
-          <w:szCs w:val="24"/>
-          <w:lang w:val="en-GB"/>
-        </w:rPr>
-        <w:t xml:space="preserve">: </w:t>
+        <w:t xml:space="preserve">Smart Learning Environment: </w:t>
       </w:r>
       <w:r>
         <w:rPr>
@@ -3444,45 +3395,16 @@
           <w:szCs w:val="24"/>
           <w:lang w:val="en-GB"/>
         </w:rPr>
-        <w:t>Smart Administration</w:t>
-      </w:r>
-      <w:r>
-        <w:rPr>
-          <w:rFonts w:ascii="Times New Roman" w:hAnsi="Times New Roman" w:cs="Times New Roman"/>
-          <w:b/>
-          <w:bCs/>
-          <w:sz w:val="24"/>
-          <w:szCs w:val="24"/>
-          <w:lang w:val="en-GB"/>
-        </w:rPr>
-        <w:t xml:space="preserve">: </w:t>
-      </w:r>
-      <w:r>
-        <w:rPr>
-          <w:rFonts w:ascii="Times New Roman" w:hAnsi="Times New Roman" w:cs="Times New Roman"/>
-          <w:sz w:val="24"/>
-          <w:szCs w:val="24"/>
-          <w:lang w:val="en-GB"/>
-        </w:rPr>
-        <w:t>Smart administration involves the application of IoT technologies to automate institutional management and administrative processes. Campus administrators utilize interconnected systems to manage student records, staff information, academic scheduling, financial operations, facility management, and communication services.</w:t>
-      </w:r>
-      <w:r>
-        <w:rPr>
-          <w:rFonts w:ascii="Times New Roman" w:hAnsi="Times New Roman" w:cs="Times New Roman"/>
-          <w:sz w:val="24"/>
-          <w:szCs w:val="24"/>
-          <w:lang w:val="en-GB"/>
-        </w:rPr>
-        <w:t xml:space="preserve"> </w:t>
-      </w:r>
-      <w:r>
-        <w:rPr>
-          <w:rFonts w:ascii="Times New Roman" w:hAnsi="Times New Roman" w:cs="Times New Roman"/>
-          <w:sz w:val="24"/>
-          <w:szCs w:val="24"/>
-          <w:lang w:val="en-GB"/>
-        </w:rPr>
-        <w:t>These intelligent administrative systems reduce paperwork, improve transparency, minimize operational delays, and enhance institutional efficiency (</w:t>
+        <w:t xml:space="preserve">Smart Administration: </w:t>
+      </w:r>
+      <w:r>
+        <w:rPr>
+          <w:rFonts w:ascii="Times New Roman" w:hAnsi="Times New Roman" w:cs="Times New Roman"/>
+          <w:sz w:val="24"/>
+          <w:szCs w:val="24"/>
+          <w:lang w:val="en-GB"/>
+        </w:rPr>
+        <w:t>Smart administration involves the application of IoT technologies to automate institutional management and administrative processes. Campus administrators utilize interconnected systems to manage student records, staff information, academic scheduling, financial operations, facility management, and communication services. These intelligent administrative systems reduce paperwork, improve transparency, minimize operational delays, and enhance institutional efficiency (</w:t>
       </w:r>
       <w:proofErr w:type="spellStart"/>
       <w:r>
@@ -3550,18 +3472,7 @@
           <w:szCs w:val="24"/>
           <w:lang w:val="en-GB"/>
         </w:rPr>
-        <w:t>Smart Library</w:t>
-      </w:r>
-      <w:r>
-        <w:rPr>
-          <w:rFonts w:ascii="Times New Roman" w:hAnsi="Times New Roman" w:cs="Times New Roman"/>
-          <w:b/>
-          <w:bCs/>
-          <w:sz w:val="24"/>
-          <w:szCs w:val="24"/>
-          <w:lang w:val="en-GB"/>
-        </w:rPr>
-        <w:t xml:space="preserve">: </w:t>
+        <w:t xml:space="preserve">Smart Library: </w:t>
       </w:r>
       <w:r>
         <w:rPr>
@@ -3598,18 +3509,7 @@
           <w:szCs w:val="24"/>
           <w:lang w:val="en-GB"/>
         </w:rPr>
-        <w:t>Smart Campus Security</w:t>
-      </w:r>
-      <w:r>
-        <w:rPr>
-          <w:rFonts w:ascii="Times New Roman" w:hAnsi="Times New Roman" w:cs="Times New Roman"/>
-          <w:b/>
-          <w:bCs/>
-          <w:sz w:val="24"/>
-          <w:szCs w:val="24"/>
-          <w:lang w:val="en-GB"/>
-        </w:rPr>
-        <w:t xml:space="preserve">: </w:t>
+        <w:t xml:space="preserve">Smart Campus Security: </w:t>
       </w:r>
       <w:r>
         <w:rPr>
@@ -3684,45 +3584,16 @@
           <w:szCs w:val="24"/>
           <w:lang w:val="en-GB"/>
         </w:rPr>
-        <w:t>Smart Healthcare Services</w:t>
-      </w:r>
-      <w:r>
-        <w:rPr>
-          <w:rFonts w:ascii="Times New Roman" w:hAnsi="Times New Roman" w:cs="Times New Roman"/>
-          <w:b/>
-          <w:bCs/>
-          <w:sz w:val="24"/>
-          <w:szCs w:val="24"/>
-          <w:lang w:val="en-GB"/>
-        </w:rPr>
-        <w:t xml:space="preserve">: </w:t>
-      </w:r>
-      <w:r>
-        <w:rPr>
-          <w:rFonts w:ascii="Times New Roman" w:hAnsi="Times New Roman" w:cs="Times New Roman"/>
-          <w:sz w:val="24"/>
-          <w:szCs w:val="24"/>
-          <w:lang w:val="en-GB"/>
-        </w:rPr>
-        <w:t>Wearable sensors monitor patients' heart rate, body temperature, blood pressure, oxygen levels, and other physiological parameters continuously. Healthcare professionals receive real-time health information that supports early disease detection, timely medical intervention, and improved patient outcomes.</w:t>
-      </w:r>
-      <w:r>
-        <w:rPr>
-          <w:rFonts w:ascii="Times New Roman" w:hAnsi="Times New Roman" w:cs="Times New Roman"/>
-          <w:sz w:val="24"/>
-          <w:szCs w:val="24"/>
-          <w:lang w:val="en-GB"/>
-        </w:rPr>
-        <w:t xml:space="preserve"> </w:t>
-      </w:r>
-      <w:r>
-        <w:rPr>
-          <w:rFonts w:ascii="Times New Roman" w:hAnsi="Times New Roman" w:cs="Times New Roman"/>
-          <w:sz w:val="24"/>
-          <w:szCs w:val="24"/>
-          <w:lang w:val="en-GB"/>
-        </w:rPr>
-        <w:t xml:space="preserve">Telemedicine platforms further enable students and staff to consult healthcare professionals remotely, thereby increasing accessibility to quality medical services (Houssein </w:t>
+        <w:t xml:space="preserve">Smart Healthcare Services: </w:t>
+      </w:r>
+      <w:r>
+        <w:rPr>
+          <w:rFonts w:ascii="Times New Roman" w:hAnsi="Times New Roman" w:cs="Times New Roman"/>
+          <w:sz w:val="24"/>
+          <w:szCs w:val="24"/>
+          <w:lang w:val="en-GB"/>
+        </w:rPr>
+        <w:t xml:space="preserve">Wearable sensors monitor patients' heart rate, body temperature, blood pressure, oxygen levels, and other physiological parameters continuously. Healthcare professionals receive real-time health information that supports early disease detection, timely medical intervention, and improved patient outcomes. Telemedicine platforms further enable students and staff to consult healthcare professionals remotely, thereby increasing accessibility to quality medical services (Houssein </w:t>
       </w:r>
       <w:r>
         <w:rPr>
@@ -3767,29 +3638,7 @@
           <w:szCs w:val="24"/>
           <w:lang w:val="en-GB"/>
         </w:rPr>
-        <w:t xml:space="preserve">Benefits of </w:t>
-      </w:r>
-      <w:r>
-        <w:rPr>
-          <w:rFonts w:ascii="Times New Roman" w:hAnsi="Times New Roman" w:cs="Times New Roman"/>
-          <w:b/>
-          <w:bCs/>
-          <w:sz w:val="24"/>
-          <w:szCs w:val="24"/>
-          <w:lang w:val="en-GB"/>
-        </w:rPr>
-        <w:t xml:space="preserve">IoT </w:t>
-      </w:r>
-      <w:r>
-        <w:rPr>
-          <w:rFonts w:ascii="Times New Roman" w:hAnsi="Times New Roman" w:cs="Times New Roman"/>
-          <w:b/>
-          <w:bCs/>
-          <w:sz w:val="24"/>
-          <w:szCs w:val="24"/>
-          <w:lang w:val="en-GB"/>
-        </w:rPr>
-        <w:t>in Smart Campus</w:t>
+        <w:t>Benefits of IoT in Smart Campus</w:t>
       </w:r>
     </w:p>
     <w:p>
@@ -4497,29 +4346,7 @@
           <w:lang w:val="en-GB"/>
         </w:rPr>
         <w:lastRenderedPageBreak/>
-        <w:t xml:space="preserve">Advantages of </w:t>
-      </w:r>
-      <w:r>
-        <w:rPr>
-          <w:rFonts w:ascii="Times New Roman" w:hAnsi="Times New Roman" w:cs="Times New Roman"/>
-          <w:b/>
-          <w:bCs/>
-          <w:sz w:val="24"/>
-          <w:szCs w:val="24"/>
-          <w:lang w:val="en-GB"/>
-        </w:rPr>
-        <w:t xml:space="preserve">IoT </w:t>
-      </w:r>
-      <w:r>
-        <w:rPr>
-          <w:rFonts w:ascii="Times New Roman" w:hAnsi="Times New Roman" w:cs="Times New Roman"/>
-          <w:b/>
-          <w:bCs/>
-          <w:sz w:val="24"/>
-          <w:szCs w:val="24"/>
-          <w:lang w:val="en-GB"/>
-        </w:rPr>
-        <w:t>in Smart Campus</w:t>
+        <w:t>Advantages of IoT in Smart Campus</w:t>
       </w:r>
     </w:p>
     <w:p>
@@ -4568,18 +4395,7 @@
           <w:szCs w:val="24"/>
           <w:lang w:val="en-GB"/>
         </w:rPr>
-        <w:t>Improved Quality of Education</w:t>
-      </w:r>
-      <w:r>
-        <w:rPr>
-          <w:rFonts w:ascii="Times New Roman" w:hAnsi="Times New Roman" w:cs="Times New Roman"/>
-          <w:b/>
-          <w:bCs/>
-          <w:sz w:val="24"/>
-          <w:szCs w:val="24"/>
-          <w:lang w:val="en-GB"/>
-        </w:rPr>
-        <w:t xml:space="preserve">: </w:t>
+        <w:t xml:space="preserve">Improved Quality of Education: </w:t>
       </w:r>
       <w:r>
         <w:rPr>
@@ -4638,18 +4454,7 @@
           <w:szCs w:val="24"/>
           <w:lang w:val="en-GB"/>
         </w:rPr>
-        <w:t>Efficient Campus Administration</w:t>
-      </w:r>
-      <w:r>
-        <w:rPr>
-          <w:rFonts w:ascii="Times New Roman" w:hAnsi="Times New Roman" w:cs="Times New Roman"/>
-          <w:b/>
-          <w:bCs/>
-          <w:sz w:val="24"/>
-          <w:szCs w:val="24"/>
-          <w:lang w:val="en-GB"/>
-        </w:rPr>
-        <w:t xml:space="preserve">: </w:t>
+        <w:t xml:space="preserve">Efficient Campus Administration: </w:t>
       </w:r>
       <w:r>
         <w:rPr>
@@ -4728,18 +4533,7 @@
           <w:szCs w:val="24"/>
           <w:lang w:val="en-GB"/>
         </w:rPr>
-        <w:t>Enhanced Safety and Security</w:t>
-      </w:r>
-      <w:r>
-        <w:rPr>
-          <w:rFonts w:ascii="Times New Roman" w:hAnsi="Times New Roman" w:cs="Times New Roman"/>
-          <w:b/>
-          <w:bCs/>
-          <w:sz w:val="24"/>
-          <w:szCs w:val="24"/>
-          <w:lang w:val="en-GB"/>
-        </w:rPr>
-        <w:t xml:space="preserve">: </w:t>
+        <w:t xml:space="preserve">Enhanced Safety and Security: </w:t>
       </w:r>
       <w:r>
         <w:rPr>
@@ -4798,18 +4592,7 @@
           <w:szCs w:val="24"/>
           <w:lang w:val="en-GB"/>
         </w:rPr>
-        <w:t>Cost Reduction</w:t>
-      </w:r>
-      <w:r>
-        <w:rPr>
-          <w:rFonts w:ascii="Times New Roman" w:hAnsi="Times New Roman" w:cs="Times New Roman"/>
-          <w:b/>
-          <w:bCs/>
-          <w:sz w:val="24"/>
-          <w:szCs w:val="24"/>
-          <w:lang w:val="en-GB"/>
-        </w:rPr>
-        <w:t xml:space="preserve">: </w:t>
+        <w:t xml:space="preserve">Cost Reduction: </w:t>
       </w:r>
       <w:r>
         <w:rPr>
@@ -4868,18 +4651,7 @@
           <w:szCs w:val="24"/>
           <w:lang w:val="en-GB"/>
         </w:rPr>
-        <w:t>Better Resource Utilization</w:t>
-      </w:r>
-      <w:r>
-        <w:rPr>
-          <w:rFonts w:ascii="Times New Roman" w:hAnsi="Times New Roman" w:cs="Times New Roman"/>
-          <w:b/>
-          <w:bCs/>
-          <w:sz w:val="24"/>
-          <w:szCs w:val="24"/>
-          <w:lang w:val="en-GB"/>
-        </w:rPr>
-        <w:t xml:space="preserve">: </w:t>
+        <w:t xml:space="preserve">Better Resource Utilization: </w:t>
       </w:r>
       <w:r>
         <w:rPr>
@@ -4918,18 +4690,7 @@
           <w:szCs w:val="24"/>
           <w:lang w:val="en-GB"/>
         </w:rPr>
-        <w:t>Environmental Sustainability</w:t>
-      </w:r>
-      <w:r>
-        <w:rPr>
-          <w:rFonts w:ascii="Times New Roman" w:hAnsi="Times New Roman" w:cs="Times New Roman"/>
-          <w:b/>
-          <w:bCs/>
-          <w:sz w:val="24"/>
-          <w:szCs w:val="24"/>
-          <w:lang w:val="en-GB"/>
-        </w:rPr>
-        <w:t xml:space="preserve">: </w:t>
+        <w:t xml:space="preserve">Environmental Sustainability: </w:t>
       </w:r>
       <w:r>
         <w:rPr>
@@ -4988,18 +4749,7 @@
           <w:szCs w:val="24"/>
           <w:lang w:val="en-GB"/>
         </w:rPr>
-        <w:t>Improved Student Satisfaction</w:t>
-      </w:r>
-      <w:r>
-        <w:rPr>
-          <w:rFonts w:ascii="Times New Roman" w:hAnsi="Times New Roman" w:cs="Times New Roman"/>
-          <w:b/>
-          <w:bCs/>
-          <w:sz w:val="24"/>
-          <w:szCs w:val="24"/>
-          <w:lang w:val="en-GB"/>
-        </w:rPr>
-        <w:t xml:space="preserve">: </w:t>
+        <w:t xml:space="preserve">Improved Student Satisfaction: </w:t>
       </w:r>
       <w:r>
         <w:rPr>
@@ -6067,7 +5817,7 @@
 </file>
 
 <file path=word/endnotes.xml><?xml version="1.0" encoding="utf-8"?>
-<w:endnotes xmlns:wpc="http://schemas.microsoft.com/office/word/2010/wordprocessingCanvas" xmlns:cx="http://schemas.microsoft.com/office/drawing/2014/chartex" xmlns:cx1="http://schemas.microsoft.com/office/drawing/2015/9/8/chartex" xmlns:cx2="http://schemas.microsoft.com/office/drawing/2015/10/21/chartex" xmlns:cx3="http://schemas.microsoft.com/office/drawing/2016/5/9/chartex" xmlns:cx4="http://schemas.microsoft.com/office/drawing/2016/5/10/chartex" xmlns:cx5="http://schemas.microsoft.com/office/drawing/2016/5/11/chartex" xmlns:cx6="http://schemas.microsoft.com/office/drawing/2016/5/12/chartex" xmlns:cx7="http://schemas.microsoft.com/office/drawing/2016/5/13/chartex" xmlns:cx8="http://schemas.microsoft.com/office/drawing/2016/5/14/chartex" xmlns:mc="http://schemas.openxmlformats.org/markup-compatibility/2006" xmlns:aink="http://schemas.microsoft.com/office/drawing/2016/ink" xmlns:am3d="http://schemas.microsoft.com/office/drawing/2017/model3d" xmlns:o="urn:schemas-microsoft-com:office:office" xmlns:oel="http://schemas.microsoft.com/office/2019/extlst" xmlns:r="http://schemas.openxmlformats.org/officeDocument/2006/relationships" xmlns:m="http://schemas.openxmlformats.org/officeDocument/2006/math" xmlns:v="urn:schemas-microsoft-com:vml" xmlns:wp14="http://schemas.microsoft.com/office/word/2010/wordprocessingDrawing" xmlns:wp="http://schemas.openxmlformats.org/drawingml/2006/wordprocessingDrawing" xmlns:w10="urn:schemas-microsoft-com:office:word" xmlns:w="http://schemas.openxmlformats.org/wordprocessingml/2006/main" xmlns:w14="http://schemas.microsoft.com/office/word/2010/wordml" xmlns:w15="http://schemas.microsoft.com/office/word/2012/wordml" xmlns:w16cex="http://schemas.microsoft.com/office/word/2018/wordml/cex" xmlns:w16cid="http://schemas.microsoft.com/office/word/2016/wordml/cid" xmlns:w16="http://schemas.microsoft.com/office/word/2018/wordml" xmlns:w16du="http://schemas.microsoft.com/office/word/2023/wordml/word16du" xmlns:w16sdtdh="http://schemas.microsoft.com/office/word/2020/wordml/sdtdatahash" xmlns:w16sdtfl="http://schemas.microsoft.com/office/word/2024/wordml/sdtformatlock" xmlns:w16se="http://schemas.microsoft.com/office/word/2015/wordml/symex" xmlns:wpg="http://schemas.microsoft.com/office/word/2010/wordprocessingGroup" xmlns:wpi="http://schemas.microsoft.com/office/word/2010/wordprocessingInk" xmlns:wne="http://schemas.microsoft.com/office/word/2006/wordml" xmlns:wps="http://schemas.microsoft.com/office/word/2010/wordprocessingShape" mc:Ignorable="w14 w15 w16se w16cid w16 w16cex w16sdtdh w16sdtfl w16du wp14">
+<w:endnotes xmlns:wpc="http://schemas.microsoft.com/office/word/2010/wordprocessingCanvas" xmlns:cx="http://schemas.microsoft.com/office/drawing/2014/chartex" xmlns:cx1="http://schemas.microsoft.com/office/drawing/2015/9/8/chartex" xmlns:cx2="http://schemas.microsoft.com/office/drawing/2015/10/21/chartex" xmlns:cx3="http://schemas.microsoft.com/office/drawing/2016/5/9/chartex" xmlns:cx4="http://schemas.microsoft.com/office/drawing/2016/5/10/chartex" xmlns:cx5="http://schemas.microsoft.com/office/drawing/2016/5/11/chartex" xmlns:cx6="http://schemas.microsoft.com/office/drawing/2016/5/12/chartex" xmlns:cx7="http://schemas.microsoft.com/office/drawing/2016/5/13/chartex" xmlns:cx8="http://schemas.microsoft.com/office/drawing/2016/5/14/chartex" xmlns:mc="http://schemas.openxmlformats.org/markup-compatibility/2006" xmlns:aink="http://schemas.microsoft.com/office/drawing/2016/ink" xmlns:am3d="http://schemas.microsoft.com/office/drawing/2017/model3d" xmlns:o="urn:schemas-microsoft-com:office:office" xmlns:oel="http://schemas.microsoft.com/office/2019/extlst" xmlns:r="http://schemas.openxmlformats.org/officeDocument/2006/relationships" xmlns:m="http://schemas.openxmlformats.org/officeDocument/2006/math" xmlns:v="urn:schemas-microsoft-com:vml" xmlns:wp14="http://schemas.microsoft.com/office/word/2010/wordprocessingDrawing" xmlns:wp="http://schemas.openxmlformats.org/drawingml/2006/wordprocessingDrawing" xmlns:w10="urn:schemas-microsoft-com:office:word" xmlns:w="http://schemas.openxmlformats.org/wordprocessingml/2006/main" xmlns:w14="http://schemas.microsoft.com/office/word/2010/wordml" xmlns:w15="http://schemas.microsoft.com/office/word/2012/wordml" xmlns:w16cei="http://schemas.microsoft.com/office/word/2026/wordml/cei" xmlns:w16cex="http://schemas.microsoft.com/office/word/2018/wordml/cex" xmlns:w16cid="http://schemas.microsoft.com/office/word/2016/wordml/cid" xmlns:w16="http://schemas.microsoft.com/office/word/2018/wordml" xmlns:w16du="http://schemas.microsoft.com/office/word/2023/wordml/word16du" xmlns:w16sdtdh="http://schemas.microsoft.com/office/word/2020/wordml/sdtdatahash" xmlns:w16sdtfl="http://schemas.microsoft.com/office/word/2024/wordml/sdtformatlock" xmlns:w16se="http://schemas.microsoft.com/office/word/2015/wordml/symex" xmlns:wpg="http://schemas.microsoft.com/office/word/2010/wordprocessingGroup" xmlns:wpi="http://schemas.microsoft.com/office/word/2010/wordprocessingInk" xmlns:wne="http://schemas.microsoft.com/office/word/2006/wordml" xmlns:wps="http://schemas.microsoft.com/office/word/2010/wordprocessingShape" mc:Ignorable="w14 w15 w16se w16cid w16 w16cex w16sdtdh w16sdtfl w16du wp14">
   <w:endnote w:type="separator" w:id="-1">
     <w:p>
       <w:pPr>
@@ -6092,7 +5842,7 @@
 </file>
 
 <file path=word/footer1.xml><?xml version="1.0" encoding="utf-8"?>
-<w:ftr xmlns:wpc="http://schemas.microsoft.com/office/word/2010/wordprocessingCanvas" xmlns:cx="http://schemas.microsoft.com/office/drawing/2014/chartex" xmlns:cx1="http://schemas.microsoft.com/office/drawing/2015/9/8/chartex" xmlns:cx2="http://schemas.microsoft.com/office/drawing/2015/10/21/chartex" xmlns:cx3="http://schemas.microsoft.com/office/drawing/2016/5/9/chartex" xmlns:cx4="http://schemas.microsoft.com/office/drawing/2016/5/10/chartex" xmlns:cx5="http://schemas.microsoft.com/office/drawing/2016/5/11/chartex" xmlns:cx6="http://schemas.microsoft.com/office/drawing/2016/5/12/chartex" xmlns:cx7="http://schemas.microsoft.com/office/drawing/2016/5/13/chartex" xmlns:cx8="http://schemas.microsoft.com/office/drawing/2016/5/14/chartex" xmlns:mc="http://schemas.openxmlformats.org/markup-compatibility/2006" xmlns:aink="http://schemas.microsoft.com/office/drawing/2016/ink" xmlns:am3d="http://schemas.microsoft.com/office/drawing/2017/model3d" xmlns:o="urn:schemas-microsoft-com:office:office" xmlns:oel="http://schemas.microsoft.com/office/2019/extlst" xmlns:r="http://schemas.openxmlformats.org/officeDocument/2006/relationships" xmlns:m="http://schemas.openxmlformats.org/officeDocument/2006/math" xmlns:v="urn:schemas-microsoft-com:vml" xmlns:wp14="http://schemas.microsoft.com/office/word/2010/wordprocessingDrawing" xmlns:wp="http://schemas.openxmlformats.org/drawingml/2006/wordprocessingDrawing" xmlns:w10="urn:schemas-microsoft-com:office:word" xmlns:w="http://schemas.openxmlformats.org/wordprocessingml/2006/main" xmlns:w14="http://schemas.microsoft.com/office/word/2010/wordml" xmlns:w15="http://schemas.microsoft.com/office/word/2012/wordml" xmlns:w16cex="http://schemas.microsoft.com/office/word/2018/wordml/cex" xmlns:w16cid="http://schemas.microsoft.com/office/word/2016/wordml/cid" xmlns:w16="http://schemas.microsoft.com/office/word/2018/wordml" xmlns:w16du="http://schemas.microsoft.com/office/word/2023/wordml/word16du" xmlns:w16sdtdh="http://schemas.microsoft.com/office/word/2020/wordml/sdtdatahash" xmlns:w16sdtfl="http://schemas.microsoft.com/office/word/2024/wordml/sdtformatlock" xmlns:w16se="http://schemas.microsoft.com/office/word/2015/wordml/symex" xmlns:wpg="http://schemas.microsoft.com/office/word/2010/wordprocessingGroup" xmlns:wpi="http://schemas.microsoft.com/office/word/2010/wordprocessingInk" xmlns:wne="http://schemas.microsoft.com/office/word/2006/wordml" xmlns:wps="http://schemas.microsoft.com/office/word/2010/wordprocessingShape" mc:Ignorable="w14 w15 w16se w16cid w16 w16cex w16sdtdh w16sdtfl w16du wp14">
+<w:ftr xmlns:wpc="http://schemas.microsoft.com/office/word/2010/wordprocessingCanvas" xmlns:cx="http://schemas.microsoft.com/office/drawing/2014/chartex" xmlns:cx1="http://schemas.microsoft.com/office/drawing/2015/9/8/chartex" xmlns:cx2="http://schemas.microsoft.com/office/drawing/2015/10/21/chartex" xmlns:cx3="http://schemas.microsoft.com/office/drawing/2016/5/9/chartex" xmlns:cx4="http://schemas.microsoft.com/office/drawing/2016/5/10/chartex" xmlns:cx5="http://schemas.microsoft.com/office/drawing/2016/5/11/chartex" xmlns:cx6="http://schemas.microsoft.com/office/drawing/2016/5/12/chartex" xmlns:cx7="http://schemas.microsoft.com/office/drawing/2016/5/13/chartex" xmlns:cx8="http://schemas.microsoft.com/office/drawing/2016/5/14/chartex" xmlns:mc="http://schemas.openxmlformats.org/markup-compatibility/2006" xmlns:aink="http://schemas.microsoft.com/office/drawing/2016/ink" xmlns:am3d="http://schemas.microsoft.com/office/drawing/2017/model3d" xmlns:o="urn:schemas-microsoft-com:office:office" xmlns:oel="http://schemas.microsoft.com/office/2019/extlst" xmlns:r="http://schemas.openxmlformats.org/officeDocument/2006/relationships" xmlns:m="http://schemas.openxmlformats.org/officeDocument/2006/math" xmlns:v="urn:schemas-microsoft-com:vml" xmlns:wp14="http://schemas.microsoft.com/office/word/2010/wordprocessingDrawing" xmlns:wp="http://schemas.openxmlformats.org/drawingml/2006/wordprocessingDrawing" xmlns:w10="urn:schemas-microsoft-com:office:word" xmlns:w="http://schemas.openxmlformats.org/wordprocessingml/2006/main" xmlns:w14="http://schemas.microsoft.com/office/word/2010/wordml" xmlns:w15="http://schemas.microsoft.com/office/word/2012/wordml" xmlns:w16cei="http://schemas.microsoft.com/office/word/2026/wordml/cei" xmlns:w16cex="http://schemas.microsoft.com/office/word/2018/wordml/cex" xmlns:w16cid="http://schemas.microsoft.com/office/word/2016/wordml/cid" xmlns:w16="http://schemas.microsoft.com/office/word/2018/wordml" xmlns:w16du="http://schemas.microsoft.com/office/word/2023/wordml/word16du" xmlns:w16sdtdh="http://schemas.microsoft.com/office/word/2020/wordml/sdtdatahash" xmlns:w16sdtfl="http://schemas.microsoft.com/office/word/2024/wordml/sdtformatlock" xmlns:w16se="http://schemas.microsoft.com/office/word/2015/wordml/symex" xmlns:wpg="http://schemas.microsoft.com/office/word/2010/wordprocessingGroup" xmlns:wpi="http://schemas.microsoft.com/office/word/2010/wordprocessingInk" xmlns:wne="http://schemas.microsoft.com/office/word/2006/wordml" xmlns:wps="http://schemas.microsoft.com/office/word/2010/wordprocessingShape" mc:Ignorable="w14 w15 w16se w16cid w16 w16cex w16sdtdh w16sdtfl w16du wp14">
   <w:sdt>
     <w:sdtPr>
       <w:id w:val="1491833968"/>
@@ -6145,7 +5895,7 @@
 </file>
 
 <file path=word/footnotes.xml><?xml version="1.0" encoding="utf-8"?>
-<w:footnotes xmlns:wpc="http://schemas.microsoft.com/office/word/2010/wordprocessingCanvas" xmlns:cx="http://schemas.microsoft.com/office/drawing/2014/chartex" xmlns:cx1="http://schemas.microsoft.com/office/drawing/2015/9/8/chartex" xmlns:cx2="http://schemas.microsoft.com/office/drawing/2015/10/21/chartex" xmlns:cx3="http://schemas.microsoft.com/office/drawing/2016/5/9/chartex" xmlns:cx4="http://schemas.microsoft.com/office/drawing/2016/5/10/chartex" xmlns:cx5="http://schemas.microsoft.com/office/drawing/2016/5/11/chartex" xmlns:cx6="http://schemas.microsoft.com/office/drawing/2016/5/12/chartex" xmlns:cx7="http://schemas.microsoft.com/office/drawing/2016/5/13/chartex" xmlns:cx8="http://schemas.microsoft.com/office/drawing/2016/5/14/chartex" xmlns:mc="http://schemas.openxmlformats.org/markup-compatibility/2006" xmlns:aink="http://schemas.microsoft.com/office/drawing/2016/ink" xmlns:am3d="http://schemas.microsoft.com/office/drawing/2017/model3d" xmlns:o="urn:schemas-microsoft-com:office:office" xmlns:oel="http://schemas.microsoft.com/office/2019/extlst" xmlns:r="http://schemas.openxmlformats.org/officeDocument/2006/relationships" xmlns:m="http://schemas.openxmlformats.org/officeDocument/2006/math" xmlns:v="urn:schemas-microsoft-com:vml" xmlns:wp14="http://schemas.microsoft.com/office/word/2010/wordprocessingDrawing" xmlns:wp="http://schemas.openxmlformats.org/drawingml/2006/wordprocessingDrawing" xmlns:w10="urn:schemas-microsoft-com:office:word" xmlns:w="http://schemas.openxmlformats.org/wordprocessingml/2006/main" xmlns:w14="http://schemas.microsoft.com/office/word/2010/wordml" xmlns:w15="http://schemas.microsoft.com/office/word/2012/wordml" xmlns:w16cex="http://schemas.microsoft.com/office/word/2018/wordml/cex" xmlns:w16cid="http://schemas.microsoft.com/office/word/2016/wordml/cid" xmlns:w16="http://schemas.microsoft.com/office/word/2018/wordml" xmlns:w16du="http://schemas.microsoft.com/office/word/2023/wordml/word16du" xmlns:w16sdtdh="http://schemas.microsoft.com/office/word/2020/wordml/sdtdatahash" xmlns:w16sdtfl="http://schemas.microsoft.com/office/word/2024/wordml/sdtformatlock" xmlns:w16se="http://schemas.microsoft.com/office/word/2015/wordml/symex" xmlns:wpg="http://schemas.microsoft.com/office/word/2010/wordprocessingGroup" xmlns:wpi="http://schemas.microsoft.com/office/word/2010/wordprocessingInk" xmlns:wne="http://schemas.microsoft.com/office/word/2006/wordml" xmlns:wps="http://schemas.microsoft.com/office/word/2010/wordprocessingShape" mc:Ignorable="w14 w15 w16se w16cid w16 w16cex w16sdtdh w16sdtfl w16du wp14">
+<w:footnotes xmlns:wpc="http://schemas.microsoft.com/office/word/2010/wordprocessingCanvas" xmlns:cx="http://schemas.microsoft.com/office/drawing/2014/chartex" xmlns:cx1="http://schemas.microsoft.com/office/drawing/2015/9/8/chartex" xmlns:cx2="http://schemas.microsoft.com/office/drawing/2015/10/21/chartex" xmlns:cx3="http://schemas.microsoft.com/office/drawing/2016/5/9/chartex" xmlns:cx4="http://schemas.microsoft.com/office/drawing/2016/5/10/chartex" xmlns:cx5="http://schemas.microsoft.com/office/drawing/2016/5/11/chartex" xmlns:cx6="http://schemas.microsoft.com/office/drawing/2016/5/12/chartex" xmlns:cx7="http://schemas.microsoft.com/office/drawing/2016/5/13/chartex" xmlns:cx8="http://schemas.microsoft.com/office/drawing/2016/5/14/chartex" xmlns:mc="http://schemas.openxmlformats.org/markup-compatibility/2006" xmlns:aink="http://schemas.microsoft.com/office/drawing/2016/ink" xmlns:am3d="http://schemas.microsoft.com/office/drawing/2017/model3d" xmlns:o="urn:schemas-microsoft-com:office:office" xmlns:oel="http://schemas.microsoft.com/office/2019/extlst" xmlns:r="http://schemas.openxmlformats.org/officeDocument/2006/relationships" xmlns:m="http://schemas.openxmlformats.org/officeDocument/2006/math" xmlns:v="urn:schemas-microsoft-com:vml" xmlns:wp14="http://schemas.microsoft.com/office/word/2010/wordprocessingDrawing" xmlns:wp="http://schemas.openxmlformats.org/drawingml/2006/wordprocessingDrawing" xmlns:w10="urn:schemas-microsoft-com:office:word" xmlns:w="http://schemas.openxmlformats.org/wordprocessingml/2006/main" xmlns:w14="http://schemas.microsoft.com/office/word/2010/wordml" xmlns:w15="http://schemas.microsoft.com/office/word/2012/wordml" xmlns:w16cei="http://schemas.microsoft.com/office/word/2026/wordml/cei" xmlns:w16cex="http://schemas.microsoft.com/office/word/2018/wordml/cex" xmlns:w16cid="http://schemas.microsoft.com/office/word/2016/wordml/cid" xmlns:w16="http://schemas.microsoft.com/office/word/2018/wordml" xmlns:w16du="http://schemas.microsoft.com/office/word/2023/wordml/word16du" xmlns:w16sdtdh="http://schemas.microsoft.com/office/word/2020/wordml/sdtdatahash" xmlns:w16sdtfl="http://schemas.microsoft.com/office/word/2024/wordml/sdtformatlock" xmlns:w16se="http://schemas.microsoft.com/office/word/2015/wordml/symex" xmlns:wpg="http://schemas.microsoft.com/office/word/2010/wordprocessingGroup" xmlns:wpi="http://schemas.microsoft.com/office/word/2010/wordprocessingInk" xmlns:wne="http://schemas.microsoft.com/office/word/2006/wordml" xmlns:wps="http://schemas.microsoft.com/office/word/2010/wordprocessingShape" mc:Ignorable="w14 w15 w16se w16cid w16 w16cex w16sdtdh w16sdtfl w16du wp14">
   <w:footnote w:type="separator" w:id="-1">
     <w:p>
       <w:pPr>
@@ -6170,7 +5920,7 @@
 </file>
 
 <file path=word/numbering.xml><?xml version="1.0" encoding="utf-8"?>
-<w:numbering xmlns:wpc="http://schemas.microsoft.com/office/word/2010/wordprocessingCanvas" xmlns:cx="http://schemas.microsoft.com/office/drawing/2014/chartex" xmlns:cx1="http://schemas.microsoft.com/office/drawing/2015/9/8/chartex" xmlns:cx2="http://schemas.microsoft.com/office/drawing/2015/10/21/chartex" xmlns:cx3="http://schemas.microsoft.com/office/drawing/2016/5/9/chartex" xmlns:cx4="http://schemas.microsoft.com/office/drawing/2016/5/10/chartex" xmlns:cx5="http://schemas.microsoft.com/office/drawing/2016/5/11/chartex" xmlns:cx6="http://schemas.microsoft.com/office/drawing/2016/5/12/chartex" xmlns:cx7="http://schemas.microsoft.com/office/drawing/2016/5/13/chartex" xmlns:cx8="http://schemas.microsoft.com/office/drawing/2016/5/14/chartex" xmlns:mc="http://schemas.openxmlformats.org/markup-compatibility/2006" xmlns:aink="http://schemas.microsoft.com/office/drawing/2016/ink" xmlns:am3d="http://schemas.microsoft.com/office/drawing/2017/model3d" xmlns:o="urn:schemas-microsoft-com:office:office" xmlns:oel="http://schemas.microsoft.com/office/2019/extlst" xmlns:r="http://schemas.openxmlformats.org/officeDocument/2006/relationships" xmlns:m="http://schemas.openxmlformats.org/officeDocument/2006/math" xmlns:v="urn:schemas-microsoft-com:vml" xmlns:wp14="http://schemas.microsoft.com/office/word/2010/wordprocessingDrawing" xmlns:wp="http://schemas.openxmlformats.org/drawingml/2006/wordprocessingDrawing" xmlns:w10="urn:schemas-microsoft-com:office:word" xmlns:w="http://schemas.openxmlformats.org/wordprocessingml/2006/main" xmlns:w14="http://schemas.microsoft.com/office/word/2010/wordml" xmlns:w15="http://schemas.microsoft.com/office/word/2012/wordml" xmlns:w16cex="http://schemas.microsoft.com/office/word/2018/wordml/cex" xmlns:w16cid="http://schemas.microsoft.com/office/word/2016/wordml/cid" xmlns:w16="http://schemas.microsoft.com/office/word/2018/wordml" xmlns:w16du="http://schemas.microsoft.com/office/word/2023/wordml/word16du" xmlns:w16sdtdh="http://schemas.microsoft.com/office/word/2020/wordml/sdtdatahash" xmlns:w16sdtfl="http://schemas.microsoft.com/office/word/2024/wordml/sdtformatlock" xmlns:w16se="http://schemas.microsoft.com/office/word/2015/wordml/symex" xmlns:wpg="http://schemas.microsoft.com/office/word/2010/wordprocessingGroup" xmlns:wpi="http://schemas.microsoft.com/office/word/2010/wordprocessingInk" xmlns:wne="http://schemas.microsoft.com/office/word/2006/wordml" xmlns:wps="http://schemas.microsoft.com/office/word/2010/wordprocessingShape" mc:Ignorable="w14 w15 w16se w16cid w16 w16cex w16sdtdh w16sdtfl w16du wp14">
+<w:numbering xmlns:wpc="http://schemas.microsoft.com/office/word/2010/wordprocessingCanvas" xmlns:cx="http://schemas.microsoft.com/office/drawing/2014/chartex" xmlns:cx1="http://schemas.microsoft.com/office/drawing/2015/9/8/chartex" xmlns:cx2="http://schemas.microsoft.com/office/drawing/2015/10/21/chartex" xmlns:cx3="http://schemas.microsoft.com/office/drawing/2016/5/9/chartex" xmlns:cx4="http://schemas.microsoft.com/office/drawing/2016/5/10/chartex" xmlns:cx5="http://schemas.microsoft.com/office/drawing/2016/5/11/chartex" xmlns:cx6="http://schemas.microsoft.com/office/drawing/2016/5/12/chartex" xmlns:cx7="http://schemas.microsoft.com/office/drawing/2016/5/13/chartex" xmlns:cx8="http://schemas.microsoft.com/office/drawing/2016/5/14/chartex" xmlns:mc="http://schemas.openxmlformats.org/markup-compatibility/2006" xmlns:aink="http://schemas.microsoft.com/office/drawing/2016/ink" xmlns:am3d="http://schemas.microsoft.com/office/drawing/2017/model3d" xmlns:o="urn:schemas-microsoft-com:office:office" xmlns:oel="http://schemas.microsoft.com/office/2019/extlst" xmlns:r="http://schemas.openxmlformats.org/officeDocument/2006/relationships" xmlns:m="http://schemas.openxmlformats.org/officeDocument/2006/math" xmlns:v="urn:schemas-microsoft-com:vml" xmlns:wp14="http://schemas.microsoft.com/office/word/2010/wordprocessingDrawing" xmlns:wp="http://schemas.openxmlformats.org/drawingml/2006/wordprocessingDrawing" xmlns:w10="urn:schemas-microsoft-com:office:word" xmlns:w="http://schemas.openxmlformats.org/wordprocessingml/2006/main" xmlns:w14="http://schemas.microsoft.com/office/word/2010/wordml" xmlns:w15="http://schemas.microsoft.com/office/word/2012/wordml" xmlns:w16cei="http://schemas.microsoft.com/office/word/2026/wordml/cei" xmlns:w16cex="http://schemas.microsoft.com/office/word/2018/wordml/cex" xmlns:w16cid="http://schemas.microsoft.com/office/word/2016/wordml/cid" xmlns:w16="http://schemas.microsoft.com/office/word/2018/wordml" xmlns:w16du="http://schemas.microsoft.com/office/word/2023/wordml/word16du" xmlns:w16sdtdh="http://schemas.microsoft.com/office/word/2020/wordml/sdtdatahash" xmlns:w16sdtfl="http://schemas.microsoft.com/office/word/2024/wordml/sdtformatlock" xmlns:w16se="http://schemas.microsoft.com/office/word/2015/wordml/symex" xmlns:wpg="http://schemas.microsoft.com/office/word/2010/wordprocessingGroup" xmlns:wpi="http://schemas.microsoft.com/office/word/2010/wordprocessingInk" xmlns:wne="http://schemas.microsoft.com/office/word/2006/wordml" xmlns:wps="http://schemas.microsoft.com/office/word/2010/wordprocessingShape" mc:Ignorable="w14 w15 w16se w16cid w16 w16cex w16sdtdh w16sdtfl w16du wp14">
   <w:abstractNum w:abstractNumId="0" w15:restartNumberingAfterBreak="0">
     <w:nsid w:val="069B0DF8"/>
     <w:multiLevelType w:val="hybridMultilevel"/>
@@ -9397,6 +9147,7 @@
   <w:style w:type="character" w:default="1" w:styleId="DefaultParagraphFont">
     <w:name w:val="Default Paragraph Font"/>
     <w:uiPriority w:val="1"/>
+    <w:semiHidden/>
     <w:unhideWhenUsed/>
   </w:style>
   <w:style w:type="table" w:default="1" w:styleId="TableNormal">
